--- a/report/case1.docx
+++ b/report/case1.docx
@@ -22,6 +22,21 @@
       <w:r>
         <w:t>Конвейер, который находит в документе персональные данные и заменяет их правдоподобными подстановками, сохраняя структуру и смысл текста. Работают два слоя: регулярные выражения на форматных данных и языковая модель на всём остальном. Замены согласованы по документу, результат проверяется повторным проходом детекторов.</w:t>
       </w:r>
+    </w:p>
+    <w:p>
+      <w:r>
+        <w:t xml:space="preserve">Код решения: </w:t>
+      </w:r>
+      <w:hyperlink r:id="rId9">
+        <w:r>
+          <w:rPr>
+            <w:b w:val="0"/>
+            <w:color w:val="0563C1"/>
+            <w:u w:val="single"/>
+          </w:rPr>
+          <w:t>github.com/artymmmm/ai_hackathon</w:t>
+        </w:r>
+      </w:hyperlink>
     </w:p>
     <w:p>
       <w:pPr>
